--- a/docs/Manuscript-Manager-Setup-Guide.docx
+++ b/docs/Manuscript-Manager-Setup-Guide.docx
@@ -37,6 +37,71 @@
           <w:szCs w:val="23"/>
         </w:rPr>
         <w:t xml:space="preserve">A step-by-step guide for people who do not write software</w:t>
+      </w:r>
+    </w:p>
+    <w:p>
+      <w:pPr>
+        <w:pBdr>
+          <w:left w:val="single" w:color="94A3B8" w:sz="18" w:space="10"/>
+        </w:pBdr>
+        <w:shd w:fill="F8FAFC" w:val="clear"/>
+        <w:spacing w:after="40" w:before="120" w:line="276"/>
+        <w:ind w:left="240"/>
+      </w:pPr>
+      <w:r>
+        <w:rPr>
+          <w:b/>
+          <w:bCs/>
+        </w:rPr>
+        <w:t xml:space="preserve">Prefer to print it, or read it away from a screen?</w:t>
+      </w:r>
+      <w:r>
+        <w:t xml:space="preserve"> The same guide is in </w:t>
+      </w:r>
+      <w:r>
+        <w:rPr>
+          <w:rFonts w:ascii="Consolas" w:cs="Consolas" w:eastAsia="Consolas" w:hAnsi="Consolas"/>
+          <w:sz w:val="19"/>
+          <w:szCs w:val="19"/>
+          <w:shd w:fill="F1F5F9" w:val="clear"/>
+        </w:rPr>
+        <w:t xml:space="preserve">docs/Manuscript-Manager-Setup-Guide.pdf</w:t>
+      </w:r>
+      <w:r>
+        <w:t xml:space="preserve"> and </w:t>
+      </w:r>
+      <w:r>
+        <w:rPr>
+          <w:rFonts w:ascii="Consolas" w:cs="Consolas" w:eastAsia="Consolas" w:hAnsi="Consolas"/>
+          <w:sz w:val="19"/>
+          <w:szCs w:val="19"/>
+          <w:shd w:fill="F1F5F9" w:val="clear"/>
+        </w:rPr>
+        <w:t xml:space="preserve">docs/Manuscript-Manager-Setup-Guide.docx</w:t>
+      </w:r>
+      <w:r>
+        <w:t xml:space="preserve">.</w:t>
+      </w:r>
+    </w:p>
+    <w:p>
+      <w:pPr>
+        <w:pBdr>
+          <w:left w:val="single" w:color="94A3B8" w:sz="18" w:space="10"/>
+        </w:pBdr>
+        <w:shd w:fill="F8FAFC" w:val="clear"/>
+        <w:spacing w:after="40" w:before="40" w:line="276"/>
+        <w:ind w:left="240"/>
+      </w:pPr>
+      <w:r>
+        <w:t xml:space="preserve"> This file is the original. The PDF and Word versions are made from it, so if you correct something here, ask for fresh copies — otherwise they drift apart and the printed one quietly becomes wrong.</w:t>
+      </w:r>
+    </w:p>
+    <w:p>
+      <w:pPr>
+        <w:spacing w:after="120"/>
+      </w:pPr>
+      <w:r>
+        <w:t xml:space="preserve"/>
       </w:r>
     </w:p>
     <w:p>
@@ -4133,7 +4198,7 @@
           <w:sz w:val="18"/>
           <w:szCs w:val="18"/>
         </w:rPr>
-        <w:t xml:space="preserve">    "refreshTokenEnv": "GMAIL_REFRESH_TOKEN_SATHISH",</w:t>
+        <w:t xml:space="preserve">    "refreshTokenEnv": "GMAIL_REFRESH_TOKEN_1",</w:t>
       </w:r>
     </w:p>
     <w:p>
@@ -4247,7 +4312,7 @@
           <w:sz w:val="18"/>
           <w:szCs w:val="18"/>
         </w:rPr>
-        <w:t xml:space="preserve">    "refreshTokenEnv": "GMAIL_REFRESH_TOKEN_DHIBIN",</w:t>
+        <w:t xml:space="preserve">    "refreshTokenEnv": "GMAIL_REFRESH_TOKEN_2",</w:t>
       </w:r>
     </w:p>
     <w:p>
@@ -4441,7 +4506,7 @@
           <w:sz w:val="18"/>
           <w:szCs w:val="18"/>
         </w:rPr>
-        <w:t xml:space="preserve">    "refreshTokenEnv": "GMAIL_REFRESH_TOKEN_SATHISH",</w:t>
+        <w:t xml:space="preserve">    "refreshTokenEnv": "GMAIL_REFRESH_TOKEN_1",</w:t>
       </w:r>
     </w:p>
     <w:p>
@@ -4555,7 +4620,7 @@
           <w:sz w:val="18"/>
           <w:szCs w:val="18"/>
         </w:rPr>
-        <w:t xml:space="preserve">    "refreshTokenEnv": "GMAIL_REFRESH_TOKEN_DHIBIN",</w:t>
+        <w:t xml:space="preserve">    "refreshTokenEnv": "GMAIL_REFRESH_TOKEN_2",</w:t>
       </w:r>
     </w:p>
     <w:p>
@@ -4629,7 +4694,7 @@
           <w:b/>
           <w:bCs/>
         </w:rPr>
-        <w:t xml:space="preserve">Leave `refreshTokenEnv` exactly as it is.</w:t>
+        <w:t xml:space="preserve">Leave the `refreshTokenEnv` lines exactly as they are.</w:t>
       </w:r>
       <w:r>
         <w:t xml:space="preserve"> </w:t>
@@ -4641,10 +4706,10 @@
           <w:szCs w:val="19"/>
           <w:shd w:fill="F1F5F9" w:val="clear"/>
         </w:rPr>
-        <w:t xml:space="preserve">GMAIL_REFRESH_TOKEN_SATHISH</w:t>
-      </w:r>
-      <w:r>
-        <w:t xml:space="preserve"> looks like a name but it is just the label on a storage box. Renaming it means changing it in a second file too, and forgetting the second one is a classic half-hour lost. Keep the odd names; they harm nothing.</w:t>
+        <w:t xml:space="preserve">GMAIL_REFRESH_TOKEN_1</w:t>
+      </w:r>
+      <w:r>
+        <w:t xml:space="preserve"> is not a name — it is the label on a storage box, and Part 6 fills box 1 with the key for whichever inbox you listed first. The numbering is all that matters, and it must match between this file and your secrets.</w:t>
       </w:r>
     </w:p>
     <w:p>
@@ -4762,7 +4827,7 @@
           <w:sz w:val="18"/>
           <w:szCs w:val="18"/>
         </w:rPr>
-        <w:t xml:space="preserve">    "refreshTokenEnv": "GMAIL_REFRESH_TOKEN_SATHISH",</w:t>
+        <w:t xml:space="preserve">    "refreshTokenEnv": "GMAIL_REFRESH_TOKEN_1",</w:t>
       </w:r>
     </w:p>
     <w:p>
@@ -4834,7 +4899,7 @@
         <w:t xml:space="preserve">Watching three or more?</w:t>
       </w:r>
       <w:r>
-        <w:t xml:space="preserve"> Copy a block, change the label and email, and give it a new </w:t>
+        <w:t xml:space="preserve"> Copy a block, change the label and email, and give it the next slot — </w:t>
       </w:r>
       <w:r>
         <w:rPr>
@@ -4843,10 +4908,10 @@
           <w:szCs w:val="19"/>
           <w:shd w:fill="F1F5F9" w:val="clear"/>
         </w:rPr>
-        <w:t xml:space="preserve">refreshTokenEnv</w:t>
-      </w:r>
-      <w:r>
-        <w:t xml:space="preserve"> name such as </w:t>
+        <w:t xml:space="preserve">GMAIL_REFRESH_TOKEN_3</w:t>
+      </w:r>
+      <w:r>
+        <w:t xml:space="preserve">, then </w:t>
       </w:r>
       <w:r>
         <w:rPr>
@@ -4855,10 +4920,22 @@
           <w:szCs w:val="19"/>
           <w:shd w:fill="F1F5F9" w:val="clear"/>
         </w:rPr>
-        <w:t xml:space="preserve">GMAIL_REFRESH_TOKEN_THIRD</w:t>
-      </w:r>
-      <w:r>
-        <w:t xml:space="preserve">. You must then add that name to the workflow file as well — see Appendix C.</w:t>
+        <w:t xml:space="preserve">_4</w:t>
+      </w:r>
+      <w:r>
+        <w:t xml:space="preserve">, then </w:t>
+      </w:r>
+      <w:r>
+        <w:rPr>
+          <w:rFonts w:ascii="Consolas" w:cs="Consolas" w:eastAsia="Consolas" w:hAnsi="Consolas"/>
+          <w:sz w:val="19"/>
+          <w:szCs w:val="19"/>
+          <w:shd w:fill="F1F5F9" w:val="clear"/>
+        </w:rPr>
+        <w:t xml:space="preserve">_5</w:t>
+      </w:r>
+      <w:r>
+        <w:t xml:space="preserve">. Add the matching secret in Part 6 and that is all; there are five slots ready and nothing else to edit.</w:t>
       </w:r>
     </w:p>
     <w:p>
@@ -8158,7 +8235,7 @@
                 <w:szCs w:val="19"/>
                 <w:shd w:fill="F1F5F9" w:val="clear"/>
               </w:rPr>
-              <w:t xml:space="preserve">GMAIL_REFRESH_TOKEN_SATHISH</w:t>
+              <w:t xml:space="preserve">GMAIL_REFRESH_TOKEN_1</w:t>
             </w:r>
           </w:p>
         </w:tc>
@@ -8219,7 +8296,7 @@
                 <w:szCs w:val="19"/>
                 <w:shd w:fill="F1F5F9" w:val="clear"/>
               </w:rPr>
-              <w:t xml:space="preserve">GMAIL_REFRESH_TOKEN_DHIBIN</w:t>
+              <w:t xml:space="preserve">GMAIL_REFRESH_TOKEN_2</w:t>
             </w:r>
           </w:p>
         </w:tc>
@@ -8386,10 +8463,10 @@
           <w:b/>
           <w:bCs/>
         </w:rPr>
-        <w:t xml:space="preserve">Yes, the names really are `SATHISH` and `DHIBIN`.</w:t>
-      </w:r>
-      <w:r>
-        <w:t xml:space="preserve"> They are the labels on the boxes, left over from the group this was built for, and they must match what you left in </w:t>
+        <w:t xml:space="preserve">The numbers are what matter.</w:t>
+      </w:r>
+      <w:r>
+        <w:t xml:space="preserve"> </w:t>
       </w:r>
       <w:r>
         <w:rPr>
@@ -8398,10 +8475,81 @@
           <w:szCs w:val="19"/>
           <w:shd w:fill="F1F5F9" w:val="clear"/>
         </w:rPr>
+        <w:t xml:space="preserve">GMAIL_REFRESH_TOKEN_1</w:t>
+      </w:r>
+      <w:r>
+        <w:t xml:space="preserve"> must hold the key for whichever inbox you listed </w:t>
+      </w:r>
+      <w:r>
+        <w:rPr>
+          <w:b/>
+          <w:bCs/>
+        </w:rPr>
+        <w:t xml:space="preserve">first</w:t>
+      </w:r>
+      <w:r>
+        <w:t xml:space="preserve"> in </w:t>
+      </w:r>
+      <w:r>
+        <w:rPr>
+          <w:rFonts w:ascii="Consolas" w:cs="Consolas" w:eastAsia="Consolas" w:hAnsi="Consolas"/>
+          <w:sz w:val="19"/>
+          <w:szCs w:val="19"/>
+          <w:shd w:fill="F1F5F9" w:val="clear"/>
+        </w:rPr>
         <w:t xml:space="preserve">config/accounts.json</w:t>
       </w:r>
       <w:r>
-        <w:t xml:space="preserve"> in Step 3.1. The app does not read them as names. Watching only one inbox? Add only the first one.</w:t>
+        <w:t xml:space="preserve"> back in Step 3.1, and </w:t>
+      </w:r>
+      <w:r>
+        <w:rPr>
+          <w:rFonts w:ascii="Consolas" w:cs="Consolas" w:eastAsia="Consolas" w:hAnsi="Consolas"/>
+          <w:sz w:val="19"/>
+          <w:szCs w:val="19"/>
+          <w:shd w:fill="F1F5F9" w:val="clear"/>
+        </w:rPr>
+        <w:t xml:space="preserve">_2</w:t>
+      </w:r>
+      <w:r>
+        <w:t xml:space="preserve"> the second. Swap them and each inbox is opened with the other's key, which fails as </w:t>
+      </w:r>
+      <w:r>
+        <w:rPr>
+          <w:rFonts w:ascii="Consolas" w:cs="Consolas" w:eastAsia="Consolas" w:hAnsi="Consolas"/>
+          <w:sz w:val="19"/>
+          <w:szCs w:val="19"/>
+          <w:shd w:fill="F1F5F9" w:val="clear"/>
+        </w:rPr>
+        <w:t xml:space="preserve">invalid_grant</w:t>
+      </w:r>
+      <w:r>
+        <w:t xml:space="preserve"> rather than as anything that mentions the mix-up.</w:t>
+      </w:r>
+    </w:p>
+    <w:p>
+      <w:pPr>
+        <w:pBdr>
+          <w:left w:val="single" w:color="94A3B8" w:sz="18" w:space="10"/>
+        </w:pBdr>
+        <w:shd w:fill="F8FAFC" w:val="clear"/>
+        <w:spacing w:after="40" w:before="40" w:line="276"/>
+        <w:ind w:left="240"/>
+      </w:pPr>
+      <w:r>
+        <w:t xml:space="preserve"> Watching only one inbox? Add only </w:t>
+      </w:r>
+      <w:r>
+        <w:rPr>
+          <w:rFonts w:ascii="Consolas" w:cs="Consolas" w:eastAsia="Consolas" w:hAnsi="Consolas"/>
+          <w:sz w:val="19"/>
+          <w:szCs w:val="19"/>
+          <w:shd w:fill="F1F5F9" w:val="clear"/>
+        </w:rPr>
+        <w:t xml:space="preserve">GMAIL_REFRESH_TOKEN_1</w:t>
+      </w:r>
+      <w:r>
+        <w:t xml:space="preserve">.</w:t>
       </w:r>
     </w:p>
     <w:p>
@@ -14549,7 +14697,7 @@
                 <w:szCs w:val="19"/>
                 <w:shd w:fill="F1F5F9" w:val="clear"/>
               </w:rPr>
-              <w:t xml:space="preserve">GMAIL_REFRESH_TOKEN_SATHISH</w:t>
+              <w:t xml:space="preserve">GMAIL_REFRESH_TOKEN_1</w:t>
             </w:r>
           </w:p>
         </w:tc>
@@ -14620,7 +14768,7 @@
                 <w:szCs w:val="19"/>
                 <w:shd w:fill="F1F5F9" w:val="clear"/>
               </w:rPr>
-              <w:t xml:space="preserve">GMAIL_REFRESH_TOKEN_DHIBIN</w:t>
+              <w:t xml:space="preserve">GMAIL_REFRESH_TOKEN_2</w:t>
             </w:r>
           </w:p>
         </w:tc>
@@ -16144,7 +16292,24 @@
         <w:spacing w:after="120" w:before="0" w:line="276"/>
       </w:pPr>
       <w:r>
-        <w:t xml:space="preserve">After adding a third block to </w:t>
+        <w:t xml:space="preserve">Two steps, both of which you have already done once.</w:t>
+      </w:r>
+    </w:p>
+    <w:p>
+      <w:pPr>
+        <w:spacing w:after="90" w:line="276"/>
+        <w:ind w:left="360" w:hanging="300"/>
+      </w:pPr>
+      <w:r>
+        <w:rPr>
+          <w:b/>
+          <w:bCs/>
+          <w:color w:val="1D4ED8"/>
+        </w:rPr>
+        <w:t xml:space="preserve">1. </w:t>
+      </w:r>
+      <w:r>
+        <w:t xml:space="preserve">Add another block to </w:t>
       </w:r>
       <w:r>
         <w:rPr>
@@ -16156,7 +16321,7 @@
         <w:t xml:space="preserve">config/accounts.json</w:t>
       </w:r>
       <w:r>
-        <w:t xml:space="preserve"> (Step 3.1) with a new </w:t>
+        <w:t xml:space="preserve"> (Step 3.1) with the next slot — </w:t>
       </w:r>
       <w:r>
         <w:rPr>
@@ -16165,10 +16330,10 @@
           <w:szCs w:val="19"/>
           <w:shd w:fill="F1F5F9" w:val="clear"/>
         </w:rPr>
-        <w:t xml:space="preserve">refreshTokenEnv</w:t>
-      </w:r>
-      <w:r>
-        <w:t xml:space="preserve"> such as </w:t>
+        <w:t xml:space="preserve">GMAIL_REFRESH_TOKEN_3</w:t>
+      </w:r>
+      <w:r>
+        <w:t xml:space="preserve">, then </w:t>
       </w:r>
       <w:r>
         <w:rPr>
@@ -16177,48 +16342,22 @@
           <w:szCs w:val="19"/>
           <w:shd w:fill="F1F5F9" w:val="clear"/>
         </w:rPr>
-        <w:t xml:space="preserve">GMAIL_REFRESH_TOKEN_THIRD</w:t>
-      </w:r>
-      <w:r>
-        <w:t xml:space="preserve">, you must also tell the workflow about it.</w:t>
-      </w:r>
-    </w:p>
-    <w:p>
-      <w:pPr>
-        <w:spacing w:after="120" w:before="0" w:line="276"/>
-      </w:pPr>
-      <w:r>
-        <w:t xml:space="preserve">Open </w:t>
-      </w:r>
-      <w:r>
-        <w:rPr>
-          <w:b/>
-          <w:bCs/>
-        </w:rPr>
-        <w:t xml:space="preserve">`.github`</w:t>
-      </w:r>
-      <w:r>
-        <w:t xml:space="preserve"> → </w:t>
-      </w:r>
-      <w:r>
-        <w:rPr>
-          <w:b/>
-          <w:bCs/>
-        </w:rPr>
-        <w:t xml:space="preserve">`workflows`</w:t>
-      </w:r>
-      <w:r>
-        <w:t xml:space="preserve"> → </w:t>
-      </w:r>
-      <w:r>
-        <w:rPr>
-          <w:b/>
-          <w:bCs/>
-        </w:rPr>
-        <w:t xml:space="preserve">`sync-manuscripts.yml`</w:t>
-      </w:r>
-      <w:r>
-        <w:t xml:space="preserve">, find the list that reads:</w:t>
+        <w:t xml:space="preserve">_4</w:t>
+      </w:r>
+      <w:r>
+        <w:t xml:space="preserve">, then </w:t>
+      </w:r>
+      <w:r>
+        <w:rPr>
+          <w:rFonts w:ascii="Consolas" w:cs="Consolas" w:eastAsia="Consolas" w:hAnsi="Consolas"/>
+          <w:sz w:val="19"/>
+          <w:szCs w:val="19"/>
+          <w:shd w:fill="F1F5F9" w:val="clear"/>
+        </w:rPr>
+        <w:t xml:space="preserve">_5</w:t>
+      </w:r>
+      <w:r>
+        <w:t xml:space="preserve">:</w:t>
       </w:r>
     </w:p>
     <w:p>
@@ -16237,7 +16376,83 @@
           <w:sz w:val="18"/>
           <w:szCs w:val="18"/>
         </w:rPr>
-        <w:t xml:space="preserve">GMAIL_REFRESH_TOKEN_SATHISH: ${{ secrets.GMAIL_REFRESH_TOKEN_SATHISH }}</w:t>
+        <w:t xml:space="preserve">{</w:t>
+      </w:r>
+    </w:p>
+    <w:p>
+      <w:pPr>
+        <w:pBdr>
+          <w:left w:val="single" w:color="94A3B8" w:sz="12" w:space="8"/>
+        </w:pBdr>
+        <w:shd w:fill="F1F5F9" w:val="clear"/>
+        <w:spacing w:after="0" w:before="0" w:line="240"/>
+        <w:ind w:left="240"/>
+      </w:pPr>
+      <w:r>
+        <w:rPr>
+          <w:rFonts w:ascii="Consolas" w:cs="Consolas" w:eastAsia="Consolas" w:hAnsi="Consolas"/>
+          <w:color w:val="0F172A"/>
+          <w:sz w:val="18"/>
+          <w:szCs w:val="18"/>
+        </w:rPr>
+        <w:t xml:space="preserve">  "label": "Dr Anita Rao",</w:t>
+      </w:r>
+    </w:p>
+    <w:p>
+      <w:pPr>
+        <w:pBdr>
+          <w:left w:val="single" w:color="94A3B8" w:sz="12" w:space="8"/>
+        </w:pBdr>
+        <w:shd w:fill="F1F5F9" w:val="clear"/>
+        <w:spacing w:after="0" w:before="0" w:line="240"/>
+        <w:ind w:left="240"/>
+      </w:pPr>
+      <w:r>
+        <w:rPr>
+          <w:rFonts w:ascii="Consolas" w:cs="Consolas" w:eastAsia="Consolas" w:hAnsi="Consolas"/>
+          <w:color w:val="0F172A"/>
+          <w:sz w:val="18"/>
+          <w:szCs w:val="18"/>
+        </w:rPr>
+        <w:t xml:space="preserve">  "email": "anita.rao.spine@gmail.com",</w:t>
+      </w:r>
+    </w:p>
+    <w:p>
+      <w:pPr>
+        <w:pBdr>
+          <w:left w:val="single" w:color="94A3B8" w:sz="12" w:space="8"/>
+        </w:pBdr>
+        <w:shd w:fill="F1F5F9" w:val="clear"/>
+        <w:spacing w:after="0" w:before="0" w:line="240"/>
+        <w:ind w:left="240"/>
+      </w:pPr>
+      <w:r>
+        <w:rPr>
+          <w:rFonts w:ascii="Consolas" w:cs="Consolas" w:eastAsia="Consolas" w:hAnsi="Consolas"/>
+          <w:color w:val="0F172A"/>
+          <w:sz w:val="18"/>
+          <w:szCs w:val="18"/>
+        </w:rPr>
+        <w:t xml:space="preserve">  "refreshTokenEnv": "GMAIL_REFRESH_TOKEN_3",</w:t>
+      </w:r>
+    </w:p>
+    <w:p>
+      <w:pPr>
+        <w:pBdr>
+          <w:left w:val="single" w:color="94A3B8" w:sz="12" w:space="8"/>
+        </w:pBdr>
+        <w:shd w:fill="F1F5F9" w:val="clear"/>
+        <w:spacing w:after="0" w:before="0" w:line="240"/>
+        <w:ind w:left="240"/>
+      </w:pPr>
+      <w:r>
+        <w:rPr>
+          <w:rFonts w:ascii="Consolas" w:cs="Consolas" w:eastAsia="Consolas" w:hAnsi="Consolas"/>
+          <w:color w:val="0F172A"/>
+          <w:sz w:val="18"/>
+          <w:szCs w:val="18"/>
+        </w:rPr>
+        <w:t xml:space="preserve">  "provider": "gmail"</w:t>
       </w:r>
     </w:p>
     <w:p>
@@ -16256,7 +16471,36 @@
           <w:sz w:val="18"/>
           <w:szCs w:val="18"/>
         </w:rPr>
-        <w:t xml:space="preserve">GMAIL_REFRESH_TOKEN_DHIBIN: ${{ secrets.GMAIL_REFRESH_TOKEN_DHIBIN }}</w:t>
+        <w:t xml:space="preserve">}</w:t>
+      </w:r>
+    </w:p>
+    <w:p>
+      <w:pPr>
+        <w:spacing w:after="90" w:line="276"/>
+        <w:ind w:left="360" w:hanging="300"/>
+      </w:pPr>
+      <w:r>
+        <w:rPr>
+          <w:b/>
+          <w:bCs/>
+          <w:color w:val="1D4ED8"/>
+        </w:rPr>
+        <w:t xml:space="preserve">2. </w:t>
+      </w:r>
+      <w:r>
+        <w:t xml:space="preserve">Get a refresh token for that inbox (Step 4.5) and add it as the secret </w:t>
+      </w:r>
+      <w:r>
+        <w:rPr>
+          <w:rFonts w:ascii="Consolas" w:cs="Consolas" w:eastAsia="Consolas" w:hAnsi="Consolas"/>
+          <w:sz w:val="19"/>
+          <w:szCs w:val="19"/>
+          <w:shd w:fill="F1F5F9" w:val="clear"/>
+        </w:rPr>
+        <w:t xml:space="preserve">GMAIL_REFRESH_TOKEN_3</w:t>
+      </w:r>
+      <w:r>
+        <w:t xml:space="preserve"> (Step 6.2).</w:t>
       </w:r>
     </w:p>
     <w:p>
@@ -16264,34 +16508,7 @@
         <w:spacing w:after="120" w:before="0" w:line="276"/>
       </w:pPr>
       <w:r>
-        <w:t xml:space="preserve">and add a matching line underneath, keeping the indentation identical:</w:t>
-      </w:r>
-    </w:p>
-    <w:p>
-      <w:pPr>
-        <w:pBdr>
-          <w:left w:val="single" w:color="94A3B8" w:sz="12" w:space="8"/>
-        </w:pBdr>
-        <w:shd w:fill="F1F5F9" w:val="clear"/>
-        <w:spacing w:after="160" w:before="100" w:line="240"/>
-        <w:ind w:left="240"/>
-      </w:pPr>
-      <w:r>
-        <w:rPr>
-          <w:rFonts w:ascii="Consolas" w:cs="Consolas" w:eastAsia="Consolas" w:hAnsi="Consolas"/>
-          <w:color w:val="0F172A"/>
-          <w:sz w:val="18"/>
-          <w:szCs w:val="18"/>
-        </w:rPr>
-        <w:t xml:space="preserve">GMAIL_REFRESH_TOKEN_THIRD: ${{ secrets.GMAIL_REFRESH_TOKEN_THIRD }}</w:t>
-      </w:r>
-    </w:p>
-    <w:p>
-      <w:pPr>
-        <w:spacing w:after="120" w:before="0" w:line="276"/>
-      </w:pPr>
-      <w:r>
-        <w:t xml:space="preserve">Then add the secret itself, exactly as in Step 6.2.</w:t>
+        <w:t xml:space="preserve">There is nothing else to change. Five slots are already wired up, so no workflow file needs editing. Watching a sixth inbox would, and at that point it is worth asking whether one shared inbox would serve you better.</w:t>
       </w:r>
     </w:p>
     <w:p>
